--- a/Knowledge/3-Work knowledge/1-Software Engineering/1-Software Engineering Fundamentals/5-My Source/4-Networks Devices/2-Types of Switches/5-Layer 2 Switch.docx
+++ b/Knowledge/3-Work knowledge/1-Software Engineering/1-Software Engineering Fundamentals/5-My Source/4-Networks Devices/2-Types of Switches/5-Layer 2 Switch.docx
@@ -4,44 +4,28 @@
   <w:body>
     <w:p>
       <w:pPr>
-        <w:keepNext/>
-        <w:keepLines/>
-        <w:spacing w:before="400" w:after="120" w:line="276" w:lineRule="auto"/>
-        <w:outlineLvl w:val="0"/>
-        <w:rPr>
-          <w:rFonts w:ascii="Arial" w:eastAsia="Arial" w:hAnsi="Arial" w:cs="Arial"/>
-          <w:kern w:val="0"/>
-          <w:sz w:val="40"/>
-          <w:szCs w:val="40"/>
-          <w:lang w:val="en"/>
-          <w14:ligatures w14:val="none"/>
+        <w:pStyle w:val="Heading1"/>
+        <w:rPr>
+          <w:rFonts w:eastAsia="Arial"/>
+          <w:lang w:val="en"/>
         </w:rPr>
       </w:pPr>
       <w:bookmarkStart w:id="0" w:name="_fos4oov9jwo3" w:colFirst="0" w:colLast="0"/>
       <w:bookmarkEnd w:id="0"/>
       <w:r>
         <w:rPr>
-          <w:rFonts w:ascii="Arial" w:eastAsia="Arial" w:hAnsi="Arial" w:cs="Arial"/>
-          <w:kern w:val="0"/>
-          <w:sz w:val="40"/>
-          <w:szCs w:val="40"/>
-          <w:lang w:val="en"/>
-          <w14:ligatures w14:val="none"/>
+          <w:rFonts w:eastAsia="Arial"/>
+          <w:lang w:val="en"/>
         </w:rPr>
         <w:t>Layer 2 Switch</w:t>
       </w:r>
     </w:p>
     <w:p>
       <w:pPr>
-        <w:spacing w:before="280" w:after="120" w:line="276" w:lineRule="auto"/>
-        <w:outlineLvl w:val="1"/>
-        <w:rPr>
-          <w:rFonts w:ascii="Arial" w:eastAsia="Arial" w:hAnsi="Arial" w:cs="Arial"/>
-          <w:kern w:val="0"/>
-          <w:sz w:val="32"/>
-          <w:szCs w:val="32"/>
-          <w:lang w:val="en"/>
-          <w14:ligatures w14:val="none"/>
+        <w:pStyle w:val="Heading2"/>
+        <w:rPr>
+          <w:rFonts w:eastAsia="Arial"/>
+          <w:lang w:val="en"/>
         </w:rPr>
       </w:pPr>
       <w:bookmarkStart w:id="1" w:name="_b85hfgv5nbqo" w:colFirst="0" w:colLast="0"/>
@@ -49,22 +33,14 @@
       <w:r>
         <w:rPr>
           <w:rFonts w:ascii="Segoe UI Emoji" w:eastAsia="Arial" w:hAnsi="Segoe UI Emoji" w:cs="Segoe UI Emoji"/>
-          <w:kern w:val="0"/>
-          <w:sz w:val="32"/>
-          <w:szCs w:val="32"/>
-          <w:lang w:val="en"/>
-          <w14:ligatures w14:val="none"/>
+          <w:lang w:val="en"/>
         </w:rPr>
         <w:t>📶</w:t>
       </w:r>
       <w:r>
         <w:rPr>
-          <w:rFonts w:ascii="Arial" w:eastAsia="Arial" w:hAnsi="Arial" w:cs="Arial"/>
-          <w:kern w:val="0"/>
-          <w:sz w:val="32"/>
-          <w:szCs w:val="32"/>
-          <w:lang w:val="en"/>
-          <w14:ligatures w14:val="none"/>
+          <w:rFonts w:eastAsia="Arial"/>
+          <w:lang w:val="en"/>
         </w:rPr>
         <w:t xml:space="preserve"> What is a Layer 2 Switch?</w:t>
       </w:r>
@@ -106,6 +82,7 @@
         </w:rPr>
         <w:t xml:space="preserve">: </w:t>
       </w:r>
+      <w:proofErr w:type="spellStart"/>
       <w:r>
         <w:rPr>
           <w:rFonts w:ascii="Arial" w:eastAsia="Arial" w:hAnsi="Arial" w:cs="Arial"/>
@@ -117,7 +94,21 @@
           <w:lang w:val="en"/>
           <w14:ligatures w14:val="none"/>
         </w:rPr>
-        <w:t>Chatgpt (GPT</w:t>
+        <w:t>Chatgpt</w:t>
+      </w:r>
+      <w:proofErr w:type="spellEnd"/>
+      <w:r>
+        <w:rPr>
+          <w:rFonts w:ascii="Arial" w:eastAsia="Arial" w:hAnsi="Arial" w:cs="Arial"/>
+          <w:b/>
+          <w:kern w:val="0"/>
+          <w:sz w:val="22"/>
+          <w:szCs w:val="22"/>
+          <w:highlight w:val="darkGray"/>
+          <w:lang w:val="en"/>
+          <w14:ligatures w14:val="none"/>
+        </w:rPr>
+        <w:t xml:space="preserve"> (GPT</w:t>
       </w:r>
       <w:r>
         <w:rPr>
@@ -306,15 +297,10 @@
     </w:p>
     <w:p>
       <w:pPr>
-        <w:spacing w:before="280" w:after="120" w:line="276" w:lineRule="auto"/>
-        <w:outlineLvl w:val="1"/>
-        <w:rPr>
-          <w:rFonts w:ascii="Arial" w:eastAsia="Arial" w:hAnsi="Arial" w:cs="Arial"/>
-          <w:kern w:val="0"/>
-          <w:sz w:val="32"/>
-          <w:szCs w:val="32"/>
-          <w:lang w:val="en"/>
-          <w14:ligatures w14:val="none"/>
+        <w:pStyle w:val="Heading2"/>
+        <w:rPr>
+          <w:rFonts w:eastAsia="Arial"/>
+          <w:lang w:val="en"/>
         </w:rPr>
       </w:pPr>
       <w:bookmarkStart w:id="2" w:name="_nsn1hsuunfap" w:colFirst="0" w:colLast="0"/>
@@ -322,22 +308,14 @@
       <w:r>
         <w:rPr>
           <w:rFonts w:ascii="Segoe UI Emoji" w:eastAsia="Arial" w:hAnsi="Segoe UI Emoji" w:cs="Segoe UI Emoji"/>
-          <w:kern w:val="0"/>
-          <w:sz w:val="32"/>
-          <w:szCs w:val="32"/>
-          <w:lang w:val="en"/>
-          <w14:ligatures w14:val="none"/>
+          <w:lang w:val="en"/>
         </w:rPr>
         <w:t>🔧</w:t>
       </w:r>
       <w:r>
         <w:rPr>
-          <w:rFonts w:ascii="Arial" w:eastAsia="Arial" w:hAnsi="Arial" w:cs="Arial"/>
-          <w:kern w:val="0"/>
-          <w:sz w:val="32"/>
-          <w:szCs w:val="32"/>
-          <w:lang w:val="en"/>
-          <w14:ligatures w14:val="none"/>
+          <w:rFonts w:eastAsia="Arial"/>
+          <w:lang w:val="en"/>
         </w:rPr>
         <w:t xml:space="preserve"> Key Functions of a Layer 2 Switch</w:t>
       </w:r>
@@ -382,6 +360,7 @@
         </w:rPr>
         <w:t xml:space="preserve">: </w:t>
       </w:r>
+      <w:proofErr w:type="spellStart"/>
       <w:r>
         <w:rPr>
           <w:rFonts w:ascii="Arial" w:eastAsia="Arial" w:hAnsi="Arial" w:cs="Arial"/>
@@ -393,7 +372,21 @@
           <w:lang w:val="en"/>
           <w14:ligatures w14:val="none"/>
         </w:rPr>
-        <w:t>Chatgpt (GPT</w:t>
+        <w:t>Chatgpt</w:t>
+      </w:r>
+      <w:proofErr w:type="spellEnd"/>
+      <w:r>
+        <w:rPr>
+          <w:rFonts w:ascii="Arial" w:eastAsia="Arial" w:hAnsi="Arial" w:cs="Arial"/>
+          <w:b/>
+          <w:kern w:val="0"/>
+          <w:sz w:val="22"/>
+          <w:szCs w:val="22"/>
+          <w:highlight w:val="darkGray"/>
+          <w:lang w:val="en"/>
+          <w14:ligatures w14:val="none"/>
+        </w:rPr>
+        <w:t xml:space="preserve"> (GPT</w:t>
       </w:r>
       <w:r>
         <w:rPr>
@@ -906,6 +899,7 @@
                 <w:lang w:val="en"/>
                 <w14:ligatures w14:val="none"/>
               </w:rPr>
+              <w:lastRenderedPageBreak/>
               <w:t>Segmentation</w:t>
             </w:r>
           </w:p>
@@ -1066,15 +1060,10 @@
     </w:p>
     <w:p>
       <w:pPr>
-        <w:spacing w:before="280" w:after="120" w:line="276" w:lineRule="auto"/>
-        <w:outlineLvl w:val="1"/>
-        <w:rPr>
-          <w:rFonts w:ascii="Arial" w:eastAsia="Arial" w:hAnsi="Arial" w:cs="Arial"/>
-          <w:kern w:val="0"/>
-          <w:sz w:val="32"/>
-          <w:szCs w:val="32"/>
-          <w:lang w:val="en"/>
-          <w14:ligatures w14:val="none"/>
+        <w:pStyle w:val="Heading2"/>
+        <w:rPr>
+          <w:rFonts w:eastAsia="Arial"/>
+          <w:lang w:val="en"/>
         </w:rPr>
       </w:pPr>
       <w:bookmarkStart w:id="3" w:name="_gavp6z27jsjg" w:colFirst="0" w:colLast="0"/>
@@ -1082,22 +1071,14 @@
       <w:r>
         <w:rPr>
           <w:rFonts w:ascii="Segoe UI Emoji" w:eastAsia="Arial" w:hAnsi="Segoe UI Emoji" w:cs="Segoe UI Emoji"/>
-          <w:kern w:val="0"/>
-          <w:sz w:val="32"/>
-          <w:szCs w:val="32"/>
-          <w:lang w:val="en"/>
-          <w14:ligatures w14:val="none"/>
+          <w:lang w:val="en"/>
         </w:rPr>
         <w:t>📚</w:t>
       </w:r>
       <w:r>
         <w:rPr>
-          <w:rFonts w:ascii="Arial" w:eastAsia="Arial" w:hAnsi="Arial" w:cs="Arial"/>
-          <w:kern w:val="0"/>
-          <w:sz w:val="32"/>
-          <w:szCs w:val="32"/>
-          <w:lang w:val="en"/>
-          <w14:ligatures w14:val="none"/>
+          <w:rFonts w:eastAsia="Arial"/>
+          <w:lang w:val="en"/>
         </w:rPr>
         <w:t xml:space="preserve"> OSI Model Reference</w:t>
       </w:r>
@@ -1142,6 +1123,7 @@
         </w:rPr>
         <w:t xml:space="preserve">: </w:t>
       </w:r>
+      <w:proofErr w:type="spellStart"/>
       <w:r>
         <w:rPr>
           <w:rFonts w:ascii="Arial" w:eastAsia="Arial" w:hAnsi="Arial" w:cs="Arial"/>
@@ -1153,7 +1135,21 @@
           <w:lang w:val="en"/>
           <w14:ligatures w14:val="none"/>
         </w:rPr>
-        <w:t>Chatgpt (GPT</w:t>
+        <w:t>Chatgpt</w:t>
+      </w:r>
+      <w:proofErr w:type="spellEnd"/>
+      <w:r>
+        <w:rPr>
+          <w:rFonts w:ascii="Arial" w:eastAsia="Arial" w:hAnsi="Arial" w:cs="Arial"/>
+          <w:b/>
+          <w:kern w:val="0"/>
+          <w:sz w:val="22"/>
+          <w:szCs w:val="22"/>
+          <w:highlight w:val="darkGray"/>
+          <w:lang w:val="en"/>
+          <w14:ligatures w14:val="none"/>
+        </w:rPr>
+        <w:t xml:space="preserve"> (GPT</w:t>
       </w:r>
       <w:r>
         <w:rPr>
@@ -1705,15 +1701,10 @@
     </w:p>
     <w:p>
       <w:pPr>
-        <w:spacing w:before="280" w:after="120" w:line="276" w:lineRule="auto"/>
-        <w:outlineLvl w:val="1"/>
-        <w:rPr>
-          <w:rFonts w:ascii="Arial" w:eastAsia="Arial" w:hAnsi="Arial" w:cs="Arial"/>
-          <w:kern w:val="0"/>
-          <w:sz w:val="32"/>
-          <w:szCs w:val="32"/>
-          <w:lang w:val="en"/>
-          <w14:ligatures w14:val="none"/>
+        <w:pStyle w:val="Heading2"/>
+        <w:rPr>
+          <w:rFonts w:eastAsia="Arial"/>
+          <w:lang w:val="en"/>
         </w:rPr>
       </w:pPr>
       <w:bookmarkStart w:id="4" w:name="_tmkcf8m7uq5k" w:colFirst="0" w:colLast="0"/>
@@ -1721,22 +1712,14 @@
       <w:r>
         <w:rPr>
           <w:rFonts w:ascii="Segoe UI Emoji" w:eastAsia="Arial" w:hAnsi="Segoe UI Emoji" w:cs="Segoe UI Emoji"/>
-          <w:kern w:val="0"/>
-          <w:sz w:val="32"/>
-          <w:szCs w:val="32"/>
-          <w:lang w:val="en"/>
-          <w14:ligatures w14:val="none"/>
+          <w:lang w:val="en"/>
         </w:rPr>
         <w:t>🏠</w:t>
       </w:r>
       <w:r>
         <w:rPr>
-          <w:rFonts w:ascii="Arial" w:eastAsia="Arial" w:hAnsi="Arial" w:cs="Arial"/>
-          <w:kern w:val="0"/>
-          <w:sz w:val="32"/>
-          <w:szCs w:val="32"/>
-          <w:lang w:val="en"/>
-          <w14:ligatures w14:val="none"/>
+          <w:rFonts w:eastAsia="Arial"/>
+          <w:lang w:val="en"/>
         </w:rPr>
         <w:t xml:space="preserve"> Example Use: Small Office or Campus Network</w:t>
       </w:r>
@@ -1781,6 +1764,7 @@
         </w:rPr>
         <w:t xml:space="preserve">: </w:t>
       </w:r>
+      <w:proofErr w:type="spellStart"/>
       <w:r>
         <w:rPr>
           <w:rFonts w:ascii="Arial" w:eastAsia="Arial" w:hAnsi="Arial" w:cs="Arial"/>
@@ -1792,7 +1776,21 @@
           <w:lang w:val="en"/>
           <w14:ligatures w14:val="none"/>
         </w:rPr>
-        <w:t>Chatgpt (GPT</w:t>
+        <w:t>Chatgpt</w:t>
+      </w:r>
+      <w:proofErr w:type="spellEnd"/>
+      <w:r>
+        <w:rPr>
+          <w:rFonts w:ascii="Arial" w:eastAsia="Arial" w:hAnsi="Arial" w:cs="Arial"/>
+          <w:b/>
+          <w:kern w:val="0"/>
+          <w:sz w:val="22"/>
+          <w:szCs w:val="22"/>
+          <w:highlight w:val="darkGray"/>
+          <w:lang w:val="en"/>
+          <w14:ligatures w14:val="none"/>
+        </w:rPr>
+        <w:t xml:space="preserve"> (GPT</w:t>
       </w:r>
       <w:r>
         <w:rPr>
@@ -1936,6 +1934,7 @@
           <w:lang w:val="en"/>
           <w14:ligatures w14:val="none"/>
         </w:rPr>
+        <w:lastRenderedPageBreak/>
         <w:t xml:space="preserve">           </w:t>
       </w:r>
       <w:r>
@@ -2332,15 +2331,10 @@
     </w:p>
     <w:p>
       <w:pPr>
-        <w:spacing w:before="280" w:after="120" w:line="276" w:lineRule="auto"/>
-        <w:outlineLvl w:val="1"/>
-        <w:rPr>
-          <w:rFonts w:ascii="Arial" w:eastAsia="Arial" w:hAnsi="Arial" w:cs="Arial"/>
-          <w:kern w:val="0"/>
-          <w:sz w:val="32"/>
-          <w:szCs w:val="32"/>
-          <w:lang w:val="en"/>
-          <w14:ligatures w14:val="none"/>
+        <w:pStyle w:val="Heading2"/>
+        <w:rPr>
+          <w:rFonts w:eastAsia="Arial"/>
+          <w:lang w:val="en"/>
         </w:rPr>
       </w:pPr>
       <w:bookmarkStart w:id="5" w:name="_rnqou096u2d" w:colFirst="0" w:colLast="0"/>
@@ -2348,22 +2342,14 @@
       <w:r>
         <w:rPr>
           <w:rFonts w:ascii="Segoe UI Emoji" w:eastAsia="Arial" w:hAnsi="Segoe UI Emoji" w:cs="Segoe UI Emoji"/>
-          <w:kern w:val="0"/>
-          <w:sz w:val="32"/>
-          <w:szCs w:val="32"/>
-          <w:lang w:val="en"/>
-          <w14:ligatures w14:val="none"/>
+          <w:lang w:val="en"/>
         </w:rPr>
         <w:t>🆚</w:t>
       </w:r>
       <w:r>
         <w:rPr>
-          <w:rFonts w:ascii="Arial" w:eastAsia="Arial" w:hAnsi="Arial" w:cs="Arial"/>
-          <w:kern w:val="0"/>
-          <w:sz w:val="32"/>
-          <w:szCs w:val="32"/>
-          <w:lang w:val="en"/>
-          <w14:ligatures w14:val="none"/>
+          <w:rFonts w:eastAsia="Arial"/>
+          <w:lang w:val="en"/>
         </w:rPr>
         <w:t xml:space="preserve"> Layer 2 vs Layer 3 Switch</w:t>
       </w:r>
@@ -2408,6 +2394,7 @@
         </w:rPr>
         <w:t xml:space="preserve">: </w:t>
       </w:r>
+      <w:proofErr w:type="spellStart"/>
       <w:r>
         <w:rPr>
           <w:rFonts w:ascii="Arial" w:eastAsia="Arial" w:hAnsi="Arial" w:cs="Arial"/>
@@ -2419,7 +2406,21 @@
           <w:lang w:val="en"/>
           <w14:ligatures w14:val="none"/>
         </w:rPr>
-        <w:t>Chatgpt (GPT</w:t>
+        <w:t>Chatgpt</w:t>
+      </w:r>
+      <w:proofErr w:type="spellEnd"/>
+      <w:r>
+        <w:rPr>
+          <w:rFonts w:ascii="Arial" w:eastAsia="Arial" w:hAnsi="Arial" w:cs="Arial"/>
+          <w:b/>
+          <w:kern w:val="0"/>
+          <w:sz w:val="22"/>
+          <w:szCs w:val="22"/>
+          <w:highlight w:val="darkGray"/>
+          <w:lang w:val="en"/>
+          <w14:ligatures w14:val="none"/>
+        </w:rPr>
+        <w:t xml:space="preserve"> (GPT</w:t>
       </w:r>
       <w:r>
         <w:rPr>
@@ -3116,6 +3117,7 @@
                 <w:lang w:val="en"/>
                 <w14:ligatures w14:val="none"/>
               </w:rPr>
+              <w:lastRenderedPageBreak/>
               <w:t>Inter-VLAN Routing</w:t>
             </w:r>
           </w:p>
@@ -3523,15 +3525,10 @@
     </w:p>
     <w:p>
       <w:pPr>
-        <w:spacing w:before="280" w:after="120" w:line="276" w:lineRule="auto"/>
-        <w:outlineLvl w:val="1"/>
-        <w:rPr>
-          <w:rFonts w:ascii="Arial" w:eastAsia="Arial" w:hAnsi="Arial" w:cs="Arial"/>
-          <w:kern w:val="0"/>
-          <w:sz w:val="32"/>
-          <w:szCs w:val="32"/>
-          <w:lang w:val="en"/>
-          <w14:ligatures w14:val="none"/>
+        <w:pStyle w:val="Heading2"/>
+        <w:rPr>
+          <w:rFonts w:ascii="Arial" w:eastAsia="Arial" w:hAnsi="Arial" w:cs="Arial"/>
+          <w:lang w:val="en"/>
         </w:rPr>
       </w:pPr>
       <w:bookmarkStart w:id="6" w:name="_6kco82bprawg" w:colFirst="0" w:colLast="0"/>
@@ -3539,22 +3536,14 @@
       <w:r>
         <w:rPr>
           <w:rFonts w:ascii="Segoe UI Emoji" w:eastAsia="Arial Unicode MS" w:hAnsi="Segoe UI Emoji" w:cs="Segoe UI Emoji"/>
-          <w:kern w:val="0"/>
-          <w:sz w:val="32"/>
-          <w:szCs w:val="32"/>
-          <w:lang w:val="en"/>
-          <w14:ligatures w14:val="none"/>
+          <w:lang w:val="en"/>
         </w:rPr>
         <w:t>✅</w:t>
       </w:r>
       <w:r>
         <w:rPr>
-          <w:rFonts w:ascii="Arial Unicode MS" w:eastAsia="Arial Unicode MS" w:hAnsi="Arial Unicode MS" w:cs="Arial Unicode MS"/>
-          <w:kern w:val="0"/>
-          <w:sz w:val="32"/>
-          <w:szCs w:val="32"/>
-          <w:lang w:val="en"/>
-          <w14:ligatures w14:val="none"/>
+          <w:rFonts w:eastAsia="Arial Unicode MS"/>
+          <w:lang w:val="en"/>
         </w:rPr>
         <w:t xml:space="preserve"> Benefits of Layer 2 Switches</w:t>
       </w:r>
@@ -3596,6 +3585,7 @@
         </w:rPr>
         <w:t xml:space="preserve">: </w:t>
       </w:r>
+      <w:proofErr w:type="spellStart"/>
       <w:r>
         <w:rPr>
           <w:rFonts w:ascii="Arial" w:eastAsia="Arial" w:hAnsi="Arial" w:cs="Arial"/>
@@ -3607,7 +3597,21 @@
           <w:lang w:val="en"/>
           <w14:ligatures w14:val="none"/>
         </w:rPr>
-        <w:t>Chatgpt (GPT</w:t>
+        <w:t>Chatgpt</w:t>
+      </w:r>
+      <w:proofErr w:type="spellEnd"/>
+      <w:r>
+        <w:rPr>
+          <w:rFonts w:ascii="Arial" w:eastAsia="Arial" w:hAnsi="Arial" w:cs="Arial"/>
+          <w:b/>
+          <w:kern w:val="0"/>
+          <w:sz w:val="22"/>
+          <w:szCs w:val="22"/>
+          <w:highlight w:val="darkGray"/>
+          <w:lang w:val="en"/>
+          <w14:ligatures w14:val="none"/>
+        </w:rPr>
+        <w:t xml:space="preserve"> (GPT</w:t>
       </w:r>
       <w:r>
         <w:rPr>
@@ -3851,15 +3855,10 @@
     </w:p>
     <w:p>
       <w:pPr>
-        <w:spacing w:before="280" w:after="120" w:line="276" w:lineRule="auto"/>
-        <w:outlineLvl w:val="1"/>
-        <w:rPr>
-          <w:rFonts w:ascii="Arial" w:eastAsia="Arial" w:hAnsi="Arial" w:cs="Arial"/>
-          <w:kern w:val="0"/>
-          <w:sz w:val="32"/>
-          <w:szCs w:val="32"/>
-          <w:lang w:val="en"/>
-          <w14:ligatures w14:val="none"/>
+        <w:pStyle w:val="Heading2"/>
+        <w:rPr>
+          <w:rFonts w:ascii="Arial" w:eastAsia="Arial" w:hAnsi="Arial" w:cs="Arial"/>
+          <w:lang w:val="en"/>
         </w:rPr>
       </w:pPr>
       <w:bookmarkStart w:id="7" w:name="_a7slsq5ihcbd" w:colFirst="0" w:colLast="0"/>
@@ -3867,22 +3866,14 @@
       <w:r>
         <w:rPr>
           <w:rFonts w:ascii="Segoe UI Emoji" w:eastAsia="Arial Unicode MS" w:hAnsi="Segoe UI Emoji" w:cs="Segoe UI Emoji"/>
-          <w:kern w:val="0"/>
-          <w:sz w:val="32"/>
-          <w:szCs w:val="32"/>
-          <w:lang w:val="en"/>
-          <w14:ligatures w14:val="none"/>
+          <w:lang w:val="en"/>
         </w:rPr>
         <w:t>❌</w:t>
       </w:r>
       <w:r>
         <w:rPr>
-          <w:rFonts w:ascii="Arial Unicode MS" w:eastAsia="Arial Unicode MS" w:hAnsi="Arial Unicode MS" w:cs="Arial Unicode MS"/>
-          <w:kern w:val="0"/>
-          <w:sz w:val="32"/>
-          <w:szCs w:val="32"/>
-          <w:lang w:val="en"/>
-          <w14:ligatures w14:val="none"/>
+          <w:rFonts w:eastAsia="Arial Unicode MS"/>
+          <w:lang w:val="en"/>
         </w:rPr>
         <w:t xml:space="preserve"> Limitations</w:t>
       </w:r>
@@ -3924,6 +3915,7 @@
         </w:rPr>
         <w:t xml:space="preserve">: </w:t>
       </w:r>
+      <w:proofErr w:type="spellStart"/>
       <w:r>
         <w:rPr>
           <w:rFonts w:ascii="Arial" w:eastAsia="Arial" w:hAnsi="Arial" w:cs="Arial"/>
@@ -3935,7 +3927,21 @@
           <w:lang w:val="en"/>
           <w14:ligatures w14:val="none"/>
         </w:rPr>
-        <w:t>Chatgpt (GPT</w:t>
+        <w:t>Chatgpt</w:t>
+      </w:r>
+      <w:proofErr w:type="spellEnd"/>
+      <w:r>
+        <w:rPr>
+          <w:rFonts w:ascii="Arial" w:eastAsia="Arial" w:hAnsi="Arial" w:cs="Arial"/>
+          <w:b/>
+          <w:kern w:val="0"/>
+          <w:sz w:val="22"/>
+          <w:szCs w:val="22"/>
+          <w:highlight w:val="darkGray"/>
+          <w:lang w:val="en"/>
+          <w14:ligatures w14:val="none"/>
+        </w:rPr>
+        <w:t xml:space="preserve"> (GPT</w:t>
       </w:r>
       <w:r>
         <w:rPr>
@@ -4882,7 +4888,6 @@
     <w:next w:val="Normal"/>
     <w:link w:val="Heading2Char"/>
     <w:uiPriority w:val="9"/>
-    <w:semiHidden/>
     <w:unhideWhenUsed/>
     <w:qFormat/>
     <w:rsid w:val="00997D2A"/>
@@ -5099,7 +5104,6 @@
     <w:basedOn w:val="DefaultParagraphFont"/>
     <w:link w:val="Heading2"/>
     <w:uiPriority w:val="9"/>
-    <w:semiHidden/>
     <w:rsid w:val="00997D2A"/>
     <w:rPr>
       <w:rFonts w:asciiTheme="majorHAnsi" w:eastAsiaTheme="majorEastAsia" w:hAnsiTheme="majorHAnsi" w:cstheme="majorBidi"/>
